--- a/CONG TY HAPPY HAPPY/Happy_ThayDoiCSH_DDPL/HoSo2_Mẫu số 12_DeNghiThayDoi.docx
+++ b/CONG TY HAPPY HAPPY/Happy_ThayDoiCSH_DDPL/HoSo2_Mẫu số 12_DeNghiThayDoi.docx
@@ -2935,8 +2935,6 @@
               </w:rPr>
               <w:t>Bán buôn giường, tủ, bàn ghế và đồ nội thất tương tự trong gia đình, văn phòng, cửa hàng; thảm, đệm và thiết bị chiếu sáng</w:t>
             </w:r>
-            <w:bookmarkStart w:id="7" w:name="_GoBack"/>
-            <w:bookmarkEnd w:id="7"/>
           </w:p>
         </w:tc>
         <w:tc>
@@ -8557,7 +8555,6 @@
               <w:rPr>
                 <w:rFonts w:ascii="Times New Roman" w:eastAsia="Times New Roman" w:hAnsi="Times New Roman" w:cs="Times New Roman"/>
                 <w:b/>
-                <w:spacing w:val="-10"/>
                 <w:sz w:val="26"/>
                 <w:szCs w:val="26"/>
               </w:rPr>
@@ -8570,7 +8567,7 @@
                 <w:sz w:val="26"/>
                 <w:szCs w:val="26"/>
               </w:rPr>
-              <w:t>NG</w:t>
+              <w:t>CHỦ TỊCH C</w:t>
             </w:r>
             <w:r>
               <w:rPr>
@@ -8580,7 +8577,7 @@
                 <w:sz w:val="26"/>
                 <w:szCs w:val="26"/>
               </w:rPr>
-              <w:t>Ư</w:t>
+              <w:t>Ô</w:t>
             </w:r>
             <w:r>
               <w:rPr>
@@ -8590,181 +8587,10 @@
                 <w:sz w:val="26"/>
                 <w:szCs w:val="26"/>
               </w:rPr>
-              <w:t xml:space="preserve">ỜI </w:t>
-            </w:r>
-            <w:r>
-              <w:rPr>
-                <w:rFonts w:ascii="Times New Roman" w:eastAsia="Times New Roman" w:hAnsi="Times New Roman" w:cs="Times New Roman" w:hint="eastAsia"/>
-                <w:b/>
-                <w:spacing w:val="-10"/>
-                <w:sz w:val="26"/>
-                <w:szCs w:val="26"/>
-              </w:rPr>
-              <w:t>Đ</w:t>
-            </w:r>
-            <w:r>
-              <w:rPr>
-                <w:rFonts w:ascii="Times New Roman" w:eastAsia="Times New Roman" w:hAnsi="Times New Roman" w:cs="Times New Roman"/>
-                <w:b/>
-                <w:spacing w:val="-10"/>
-                <w:sz w:val="26"/>
-                <w:szCs w:val="26"/>
-              </w:rPr>
-              <w:t>ẠI DIỆN THEO PH</w:t>
-            </w:r>
-            <w:r>
-              <w:rPr>
-                <w:rFonts w:ascii="Times New Roman" w:eastAsia="Times New Roman" w:hAnsi="Times New Roman" w:cs="Times New Roman" w:hint="eastAsia"/>
-                <w:b/>
-                <w:spacing w:val="-10"/>
-                <w:sz w:val="26"/>
-                <w:szCs w:val="26"/>
-              </w:rPr>
-              <w:t>Á</w:t>
-            </w:r>
-            <w:r>
-              <w:rPr>
-                <w:rFonts w:ascii="Times New Roman" w:eastAsia="Times New Roman" w:hAnsi="Times New Roman" w:cs="Times New Roman"/>
-                <w:b/>
-                <w:spacing w:val="-10"/>
-                <w:sz w:val="26"/>
-                <w:szCs w:val="26"/>
-              </w:rPr>
-              <w:t>P LUẬT/</w:t>
-            </w:r>
-          </w:p>
-          <w:p>
-            <w:pPr>
-              <w:spacing w:after="0" w:line="240" w:lineRule="auto"/>
-              <w:jc w:val="center"/>
-              <w:rPr>
-                <w:rFonts w:ascii="Times New Roman" w:eastAsia="Times New Roman" w:hAnsi="Times New Roman" w:cs="Times New Roman"/>
-                <w:b/>
-                <w:sz w:val="26"/>
-                <w:szCs w:val="26"/>
-              </w:rPr>
-            </w:pPr>
-            <w:r>
-              <w:rPr>
-                <w:rFonts w:ascii="Times New Roman" w:eastAsia="Times New Roman" w:hAnsi="Times New Roman" w:cs="Times New Roman"/>
-                <w:b/>
-                <w:spacing w:val="-10"/>
-                <w:sz w:val="26"/>
-                <w:szCs w:val="26"/>
-              </w:rPr>
-              <w:t>CHỦ TỊCH C</w:t>
-            </w:r>
-            <w:r>
-              <w:rPr>
-                <w:rFonts w:ascii="Times New Roman" w:eastAsia="Times New Roman" w:hAnsi="Times New Roman" w:cs="Times New Roman" w:hint="eastAsia"/>
-                <w:b/>
-                <w:spacing w:val="-10"/>
-                <w:sz w:val="26"/>
-                <w:szCs w:val="26"/>
-              </w:rPr>
-              <w:t>Ô</w:t>
-            </w:r>
-            <w:r>
-              <w:rPr>
-                <w:rFonts w:ascii="Times New Roman" w:eastAsia="Times New Roman" w:hAnsi="Times New Roman" w:cs="Times New Roman"/>
-                <w:b/>
-                <w:spacing w:val="-10"/>
-                <w:sz w:val="26"/>
-                <w:szCs w:val="26"/>
-              </w:rPr>
-              <w:t xml:space="preserve">NG TY/CHỦ TỊCH HỘI </w:t>
-            </w:r>
-            <w:r>
-              <w:rPr>
-                <w:rFonts w:ascii="Times New Roman" w:eastAsia="Times New Roman" w:hAnsi="Times New Roman" w:cs="Times New Roman" w:hint="eastAsia"/>
-                <w:b/>
-                <w:spacing w:val="-10"/>
-                <w:sz w:val="26"/>
-                <w:szCs w:val="26"/>
-              </w:rPr>
-              <w:t>Đ</w:t>
-            </w:r>
-            <w:r>
-              <w:rPr>
-                <w:rFonts w:ascii="Times New Roman" w:eastAsia="Times New Roman" w:hAnsi="Times New Roman" w:cs="Times New Roman"/>
-                <w:b/>
-                <w:spacing w:val="-10"/>
-                <w:sz w:val="26"/>
-                <w:szCs w:val="26"/>
-              </w:rPr>
-              <w:t>ỒNG TH</w:t>
-            </w:r>
-            <w:r>
-              <w:rPr>
-                <w:rFonts w:ascii="Times New Roman" w:eastAsia="Times New Roman" w:hAnsi="Times New Roman" w:cs="Times New Roman" w:hint="eastAsia"/>
-                <w:b/>
-                <w:spacing w:val="-10"/>
-                <w:sz w:val="26"/>
-                <w:szCs w:val="26"/>
-              </w:rPr>
-              <w:t>À</w:t>
-            </w:r>
-            <w:r>
-              <w:rPr>
-                <w:rFonts w:ascii="Times New Roman" w:eastAsia="Times New Roman" w:hAnsi="Times New Roman" w:cs="Times New Roman"/>
-                <w:b/>
-                <w:spacing w:val="-10"/>
-                <w:sz w:val="26"/>
-                <w:szCs w:val="26"/>
-              </w:rPr>
-              <w:t>NH VI</w:t>
-            </w:r>
-            <w:r>
-              <w:rPr>
-                <w:rFonts w:ascii="Times New Roman" w:eastAsia="Times New Roman" w:hAnsi="Times New Roman" w:cs="Times New Roman" w:hint="eastAsia"/>
-                <w:b/>
-                <w:spacing w:val="-10"/>
-                <w:sz w:val="26"/>
-                <w:szCs w:val="26"/>
-              </w:rPr>
-              <w:t>Ê</w:t>
-            </w:r>
-            <w:r>
-              <w:rPr>
-                <w:rFonts w:ascii="Times New Roman" w:eastAsia="Times New Roman" w:hAnsi="Times New Roman" w:cs="Times New Roman"/>
-                <w:b/>
-                <w:spacing w:val="-10"/>
-                <w:sz w:val="26"/>
-                <w:szCs w:val="26"/>
-              </w:rPr>
-              <w:t xml:space="preserve">N/CHỦ TỊCH HỘI </w:t>
-            </w:r>
-            <w:r>
-              <w:rPr>
-                <w:rFonts w:ascii="Times New Roman" w:eastAsia="Times New Roman" w:hAnsi="Times New Roman" w:cs="Times New Roman" w:hint="eastAsia"/>
-                <w:b/>
-                <w:spacing w:val="-10"/>
-                <w:sz w:val="26"/>
-                <w:szCs w:val="26"/>
-              </w:rPr>
-              <w:t>Đ</w:t>
-            </w:r>
-            <w:r>
-              <w:rPr>
-                <w:rFonts w:ascii="Times New Roman" w:eastAsia="Times New Roman" w:hAnsi="Times New Roman" w:cs="Times New Roman"/>
-                <w:b/>
-                <w:spacing w:val="-10"/>
-                <w:sz w:val="26"/>
-                <w:szCs w:val="26"/>
-              </w:rPr>
-              <w:t>ỒNG QUẢN TRỊ/</w:t>
-            </w:r>
-            <w:r>
-              <w:rPr>
-                <w:rFonts w:ascii="Times New Roman" w:eastAsia="Times New Roman" w:hAnsi="Times New Roman" w:cs="Times New Roman"/>
-                <w:b/>
-                <w:spacing w:val="-10"/>
-                <w:sz w:val="26"/>
-                <w:szCs w:val="26"/>
-              </w:rPr>
-              <w:br/>
-              <w:t>NGƯỜI ĐƯỢC ỦY QUYỀN/NGƯỜI ĐẠI DIỆN</w:t>
-            </w:r>
+              <w:t>NG TY</w:t>
+            </w:r>
+            <w:bookmarkStart w:id="7" w:name="_GoBack"/>
+            <w:bookmarkEnd w:id="7"/>
           </w:p>
           <w:p>
             <w:pPr>

--- a/CONG TY HAPPY HAPPY/Happy_ThayDoiCSH_DDPL/HoSo2_Mẫu số 12_DeNghiThayDoi.docx
+++ b/CONG TY HAPPY HAPPY/Happy_ThayDoiCSH_DDPL/HoSo2_Mẫu số 12_DeNghiThayDoi.docx
@@ -7671,12 +7671,11 @@
           <w:sz w:val="28"/>
           <w:szCs w:val="28"/>
         </w:rPr>
-        <w:t>Không có</w:t>
-      </w:r>
-      <w:r>
-        <w:rPr>
-          <w:rFonts w:ascii="Times New Roman" w:eastAsia="Calibri" w:hAnsi="Times New Roman" w:cs="Times New Roman"/>
-          <w:iCs/>
+        <w:t>Gởi kèm</w:t>
+      </w:r>
+      <w:r>
+        <w:rPr>
+          <w:rFonts w:ascii="Times New Roman" w:eastAsia="Calibri" w:hAnsi="Times New Roman" w:cs="Times New Roman"/>
           <w:sz w:val="28"/>
           <w:szCs w:val="28"/>
         </w:rPr>
@@ -7792,8 +7791,10 @@
           <w:sz w:val="28"/>
           <w:szCs w:val="28"/>
         </w:rPr>
-        <w:t>Gởi kèm</w:t>
-      </w:r>
+        <w:t>Không có</w:t>
+      </w:r>
+      <w:bookmarkStart w:id="7" w:name="_GoBack"/>
+      <w:bookmarkEnd w:id="7"/>
       <w:r>
         <w:rPr>
           <w:rFonts w:ascii="Times New Roman" w:eastAsia="Calibri" w:hAnsi="Times New Roman" w:cs="Times New Roman"/>
@@ -8589,8 +8590,6 @@
               </w:rPr>
               <w:t>NG TY</w:t>
             </w:r>
-            <w:bookmarkStart w:id="7" w:name="_GoBack"/>
-            <w:bookmarkEnd w:id="7"/>
           </w:p>
           <w:p>
             <w:pPr>
